--- a/lessions/0005 _3.docx
+++ b/lessions/0005 _3.docx
@@ -645,6 +645,9 @@
       <w:r>
         <w:tab/>
         <w:t>10</w:t>
+      </w:r>
+      <w:r>
+        <w:t>0</w:t>
       </w:r>
       <w:r>
         <w:rPr>
